--- a/documents/BMC_HSR/regional_anaesthesia_BMC_HSR_EN.docx
+++ b/documents/BMC_HSR/regional_anaesthesia_BMC_HSR_EN.docx
@@ -69,7 +69,7 @@
           <w:i/>
           <w:sz w:val="24"/>
         </w:rPr>
-        <w:t>Word count (main text, excluding abstract, references, tables and figures): approximately 3528 words</w:t>
+        <w:t>Word count (main text, excluding abstract, references, tables and figures): approximately 3543 words</w:t>
       </w:r>
     </w:p>
     <w:p>
@@ -181,7 +181,7 @@
           <w:rFonts w:ascii="Times New Roman" w:hAnsi="Times New Roman"/>
           <w:sz w:val="24"/>
         </w:rPr>
-        <w:t>Conclusions: Regional variation in anaesthesia practice is predominantly structural, driven by access to university hospitals rather than by prefectural auditing. In universal-coverage systems this pattern indicates inequitable access to neuraxial techniques; policy efforts may need to address workforce and organisational barriers, not additional coding audits.</w:t>
+        <w:t>Conclusions: Regional variation in anaesthesia practice is predominantly associated with access to university hospitals rather than with prefectural auditing. In universal-coverage systems this pattern suggests inequitable access to neuraxial techniques; policy efforts may need to address workforce and organisational barriers rather than rely on additional coding audits.</w:t>
       </w:r>
     </w:p>
     <w:p>
@@ -475,8 +475,32 @@
             <m:rPr>
               <m:sty m:val="p"/>
             </m:rPr>
-            <m:t xml:space="preserve">100 × (O / E)</m:t>
+            <m:t xml:space="preserve">100</m:t>
           </m:r>
+          <m:r>
+            <m:rPr>
+              <m:sty m:val="p"/>
+            </m:rPr>
+            <m:t xml:space="preserve">×</m:t>
+          </m:r>
+          <m:f>
+            <m:num>
+              <m:r>
+                <m:rPr>
+                  <m:sty m:val="p"/>
+                </m:rPr>
+                <m:t xml:space="preserve">O</m:t>
+              </m:r>
+            </m:num>
+            <m:den>
+              <m:r>
+                <m:rPr>
+                  <m:sty m:val="p"/>
+                </m:rPr>
+                <m:t xml:space="preserve">E</m:t>
+              </m:r>
+            </m:den>
+          </m:f>
         </m:oMath>
       </w:r>
       <w:r>
@@ -604,7 +628,7 @@
           <w:b/>
           <w:sz w:val="24"/>
         </w:rPr>
-        <w:t>Table 1. Distribution of standardised claim ratios across 335 secondary medical areas (national average = 100), fiscal year 2022.</w:t>
+        <w:t>Table 1. Distribution of standardised claim ratios across 335 secondary medical areas, fiscal year 2022.</w:t>
       </w:r>
     </w:p>
     <w:tbl>
@@ -1175,65 +1199,8 @@
           <w:i/>
           <w:sz w:val="24"/>
         </w:rPr>
-        <w:t>SD, standard deviation; IQR, interquartile range; CV, coefficient of variation. L008 = closed-circuit general anaesthesia; L002 = epidural anaesthesia as main technique; L003 = continuous epidural infusion, largely billed as an adjunct to general anaesthesia; L004 = spinal anaesthesia. Areas with low claim volume are masked by the data provider and appear as missing values; the n column reflects the number of secondary medical areas with non-missing values for each code.</w:t>
+        <w:t>National average = 100. SD, standard deviation; IQR, interquartile range; CV, coefficient of variation. L008 = closed-circuit general anaesthesia; L002 = epidural anaesthesia as main technique; L003 = continuous epidural infusion, largely billed as an adjunct to general anaesthesia; L004 = spinal anaesthesia. Areas with low claim volume are masked by the data provider and appear as missing values; the n column reflects the number of secondary medical areas with non-missing values for each code.</w:t>
       </w:r>
-    </w:p>
-    <w:p>
-      <w:pPr>
-        <w:jc w:val="center"/>
-      </w:pPr>
-      <w:r>
-        <w:drawing>
-          <wp:inline xmlns:a="http://schemas.openxmlformats.org/drawingml/2006/main" xmlns:pic="http://schemas.openxmlformats.org/drawingml/2006/picture">
-            <wp:extent cx="5486400" cy="6476614"/>
-            <wp:docPr id="1" name="Picture 1"/>
-            <wp:cNvGraphicFramePr>
-              <a:graphicFrameLocks noChangeAspect="1"/>
-            </wp:cNvGraphicFramePr>
-            <a:graphic>
-              <a:graphicData uri="http://schemas.openxmlformats.org/drawingml/2006/picture">
-                <pic:pic>
-                  <pic:nvPicPr>
-                    <pic:cNvPr id="0" name="rapm_fig1_en.png"/>
-                    <pic:cNvPicPr/>
-                  </pic:nvPicPr>
-                  <pic:blipFill>
-                    <a:blip r:embed="rId9"/>
-                    <a:stretch>
-                      <a:fillRect/>
-                    </a:stretch>
-                  </pic:blipFill>
-                  <pic:spPr>
-                    <a:xfrm>
-                      <a:off x="0" y="0"/>
-                      <a:ext cx="5486400" cy="6476614"/>
-                    </a:xfrm>
-                    <a:prstGeom prst="rect"/>
-                  </pic:spPr>
-                </pic:pic>
-              </a:graphicData>
-            </a:graphic>
-          </wp:inline>
-        </w:drawing>
-      </w:r>
-    </w:p>
-    <w:p>
-      <w:pPr>
-        <w:spacing w:before="120" w:after="240"/>
-      </w:pPr>
-      <w:r>
-        <w:rPr>
-          <w:rFonts w:ascii="Times New Roman" w:hAnsi="Times New Roman"/>
-          <w:b/>
-          <w:sz w:val="20"/>
-        </w:rPr>
-        <w:t>Figure 1. Geographic distribution of anaesthesia standardised claim ratios across 335 secondary medical areas of Japan, fiscal year 2022. (A) General anaesthesia (L008). (B) Spinal anaesthesia (L004). (C) Epidural anaesthesia as main anaesthetic (L002). (D) Continuous epidural infusion (L003). Choropleth maps shaded by quintile of the standardised claim ratio (national average = 100). Red circles mark secondary medical areas containing at least one university hospital. Areas masked by the data provider owing to low volume are shown in grey.</w:t>
-      </w:r>
-    </w:p>
-    <w:p>
-      <w:pPr>
-        <w:spacing w:after="0"/>
-      </w:pPr>
     </w:p>
     <w:p>
       <w:pPr>
@@ -1267,7 +1234,7 @@
           <w:b/>
           <w:sz w:val="24"/>
         </w:rPr>
-        <w:t>Table 2. Multilevel linear mixed model results: standardised claim ratio as outcome, prefecture as random intercept.</w:t>
+        <w:t>Table 2. Multilevel model results: standardised claim ratio as outcome, prefecture as random intercept.</w:t>
       </w:r>
     </w:p>
     <w:tbl>
@@ -1688,63 +1655,6 @@
       </w:r>
     </w:p>
     <w:p>
-      <w:pPr>
-        <w:jc w:val="center"/>
-      </w:pPr>
-      <w:r>
-        <w:drawing>
-          <wp:inline xmlns:a="http://schemas.openxmlformats.org/drawingml/2006/main" xmlns:pic="http://schemas.openxmlformats.org/drawingml/2006/picture">
-            <wp:extent cx="5486400" cy="3223724"/>
-            <wp:docPr id="2" name="Picture 2"/>
-            <wp:cNvGraphicFramePr>
-              <a:graphicFrameLocks noChangeAspect="1"/>
-            </wp:cNvGraphicFramePr>
-            <a:graphic>
-              <a:graphicData uri="http://schemas.openxmlformats.org/drawingml/2006/picture">
-                <pic:pic>
-                  <pic:nvPicPr>
-                    <pic:cNvPr id="0" name="rapm_fig2_en.png"/>
-                    <pic:cNvPicPr/>
-                  </pic:nvPicPr>
-                  <pic:blipFill>
-                    <a:blip r:embed="rId10"/>
-                    <a:stretch>
-                      <a:fillRect/>
-                    </a:stretch>
-                  </pic:blipFill>
-                  <pic:spPr>
-                    <a:xfrm>
-                      <a:off x="0" y="0"/>
-                      <a:ext cx="5486400" cy="3223724"/>
-                    </a:xfrm>
-                    <a:prstGeom prst="rect"/>
-                  </pic:spPr>
-                </pic:pic>
-              </a:graphicData>
-            </a:graphic>
-          </wp:inline>
-        </w:drawing>
-      </w:r>
-    </w:p>
-    <w:p>
-      <w:pPr>
-        <w:spacing w:before="120" w:after="240"/>
-      </w:pPr>
-      <w:r>
-        <w:rPr>
-          <w:rFonts w:ascii="Times New Roman" w:hAnsi="Times New Roman"/>
-          <w:b/>
-          <w:sz w:val="20"/>
-        </w:rPr>
-        <w:t>Figure 2. University hospital presence and the combined general-anaesthesia plus continuous-epidural measure. (A) Geographic distribution of secondary medical areas containing at least one university hospital (n = 64 of 335; red). (B) Choropleth map of the combined general-anaesthesia plus continuous-epidural standardised claim ratio (unweighted mean of L008 and L003 SCRs, not a clinical co-administration rate; 331 areas with data for both codes), shaded by quintile. Red circles mark secondary medical areas containing at least one university hospital. Areas masked by the data provider for either code are shown in grey.</w:t>
-      </w:r>
-    </w:p>
-    <w:p>
-      <w:pPr>
-        <w:spacing w:after="0"/>
-      </w:pPr>
-    </w:p>
-    <w:p>
       <w:r>
         <w:rPr>
           <w:rFonts w:ascii="Times New Roman" w:hAnsi="Times New Roman"/>
@@ -1901,7 +1811,7 @@
           <w:rFonts w:ascii="Times New Roman" w:hAnsi="Times New Roman"/>
           <w:sz w:val="24"/>
         </w:rPr>
-        <w:t>These findings are consistent with the broader literature on geographic variation in medical practice. The Dartmouth Atlas project documented extensive regional variation in surgical rates in the United States, driven primarily by physician supply and practice style</w:t>
+        <w:t>These findings are consistent with the broader literature on geographic variation in medical practice. The Dartmouth Atlas project documented extensive regional variation in surgical rates in the United States, attributed primarily to physician supply and practice style</w:t>
       </w:r>
       <w:r>
         <w:rPr>
@@ -1957,7 +1867,7 @@
           <w:rFonts w:ascii="Times New Roman" w:hAnsi="Times New Roman"/>
           <w:sz w:val="24"/>
         </w:rPr>
-        <w:t>. Our study extends this evidence by exploiting Japan's uniform fee schedule combined with prefecture-specific auditing to disentangle administrative and structural sources of variation, and, to our knowledge, is one of the first multilevel small-area analyses of anaesthesia technique under universal coverage in East Asia using publicly available, nationwide standardised claim ratios. The university hospital effect we report (Cohen's d = 1.88) is substantial, plausibly reflecting the influence of the ikyoku (university medical office) system on practice in affiliated hospitals</w:t>
+        <w:t>. Our study extends this evidence by exploiting Japan's uniform fee schedule combined with prefecture-specific auditing to disentangle administrative and structural sources of variation, and, to our knowledge, is one of the first multilevel small-area analyses of anaesthesia technique under universal coverage in East Asia using publicly available, nationwide standardised claim ratios. The university hospital effect we report (Cohen's d = 1.88) is substantial and consistent with the influence of the ikyoku (university medical office) system on practice in affiliated hospitals</w:t>
       </w:r>
       <w:r>
         <w:rPr>
@@ -2031,7 +1941,7 @@
           <w:rFonts w:ascii="Times New Roman" w:hAnsi="Times New Roman"/>
           <w:sz w:val="24"/>
         </w:rPr>
-        <w:t>. Geographic variation in these techniques therefore translates into variation in potentially modifiable patient outcomes, not merely variation in billing. Because the observed gradient is not explained by differential auditing, interventions may warrant targeting workforce distribution, training and organisational capacity rather than coding compliance.</w:t>
+        <w:t>. Geographic variation in these techniques therefore raises the possibility that billing variation corresponds to variation in care processes that are associated with modifiable patient outcomes, not merely to variation in billing. Because the observed gradient is not explained by differential auditing, interventions may warrant targeting workforce distribution, training and organisational capacity rather than coding compliance.</w:t>
       </w:r>
     </w:p>
     <w:p>
@@ -2075,7 +1985,7 @@
           <w:rFonts w:ascii="Times New Roman" w:hAnsi="Times New Roman"/>
           <w:sz w:val="24"/>
         </w:rPr>
-        <w:t>Regional variation in anaesthesia practice under universal coverage in Japan is substantial and appears to reflect structural access factors -- notably proximity to university hospitals -- more than prefectural claims auditing. The pattern is best interpreted as a documented service-delivery gradient that reflects potentially inequitable access to neuraxial techniques. In countries without universal coverage or with heterogeneous reimbursement, the audit hypothesis cannot be isolated, although the structural-access framework can be adapted if comparable data exist. Perioperative surveillance of small-area variation would benefit from separating administrative from structural sources before interpreting claims data as care variation or a coding issue.</w:t>
+        <w:t>Regional variation in anaesthesia practice under universal coverage in Japan is substantial and appears to reflect structural access factors -- notably proximity to university hospitals -- more than prefectural claims auditing. The pattern is best interpreted as a documented service-delivery gradient that is consistent with potentially inequitable access to neuraxial techniques. In countries without universal coverage or with heterogeneous reimbursement, the audit hypothesis cannot be isolated, although the structural-access framework can be adapted if comparable data exist. Perioperative surveillance of small-area variation would benefit from separating administrative from structural sources before interpreting claims data as care variation or a coding issue.</w:t>
       </w:r>
     </w:p>
     <w:p>
@@ -2679,8 +2589,47 @@
         <w:t>Cheng T-M. Taiwan's new national health insurance program: genesis and experience so far. Health Aff (Millwood) 2003;22:61-76.</w:t>
       </w:r>
     </w:p>
+    <w:p>
+      <w:pPr>
+        <w:spacing w:before="240" w:after="120"/>
+      </w:pPr>
+      <w:r>
+        <w:rPr>
+          <w:rFonts w:ascii="Times New Roman" w:hAnsi="Times New Roman"/>
+          <w:b/>
+          <w:sz w:val="26"/>
+        </w:rPr>
+        <w:t>FIGURE LEGENDS</w:t>
+      </w:r>
+    </w:p>
+    <w:p>
+      <w:pPr>
+        <w:spacing w:after="240"/>
+      </w:pPr>
+      <w:r>
+        <w:rPr>
+          <w:rFonts w:ascii="Times New Roman" w:hAnsi="Times New Roman"/>
+          <w:b/>
+          <w:sz w:val="20"/>
+        </w:rPr>
+        <w:t>Figure 1. Geographic distribution of anaesthesia standardised claim ratios across 335 secondary medical areas. (A) General anaesthesia (L008). (B) Spinal anaesthesia (L004). (C) Epidural anaesthesia as main anaesthetic (L002). (D) Continuous epidural infusion (L003). Choropleth maps shaded by quintile of the standardised claim ratio (national average = 100). Red circles mark secondary medical areas containing at least one university hospital. Areas masked by the data provider owing to low volume are shown in grey. Fiscal year 2022.</w:t>
+      </w:r>
+    </w:p>
+    <w:p>
+      <w:pPr>
+        <w:spacing w:after="240"/>
+      </w:pPr>
+      <w:r>
+        <w:rPr>
+          <w:rFonts w:ascii="Times New Roman" w:hAnsi="Times New Roman"/>
+          <w:b/>
+          <w:sz w:val="20"/>
+        </w:rPr>
+        <w:t>Figure 2. University hospital presence and the combined general-epidural measure. (A) Geographic distribution of secondary medical areas containing at least one university hospital (n = 64 of 335; red). (B) Choropleth map of the combined general-anaesthesia plus continuous-epidural standardised claim ratio (unweighted mean of L008 and L003 SCRs, not a clinical co-administration rate; 331 areas with data for both codes), shaded by quintile. Red circles mark secondary medical areas containing at least one university hospital. Areas masked by the data provider for either code are shown in grey.</w:t>
+      </w:r>
+    </w:p>
     <w:sectPr>
-      <w:footerReference w:type="default" r:id="rId11"/>
+      <w:footerReference w:type="default" r:id="rId9"/>
       <w:pgSz w:w="11906" w:h="16838"/>
       <w:pgMar w:top="1440" w:right="1440" w:bottom="1440" w:left="1440" w:header="720" w:footer="720" w:gutter="0"/>
       <w:cols w:space="720"/>

--- a/documents/BMC_HSR/regional_anaesthesia_BMC_HSR_EN.docx
+++ b/documents/BMC_HSR/regional_anaesthesia_BMC_HSR_EN.docx
@@ -69,7 +69,7 @@
           <w:i/>
           <w:sz w:val="24"/>
         </w:rPr>
-        <w:t>Word count (main text, excluding abstract, references, tables and figures): approximately 3543 words</w:t>
+        <w:t>Word count (main text, excluding abstract, references, tables and figures): approximately 3558 words</w:t>
       </w:r>
     </w:p>
     <w:p>
@@ -79,7 +79,7 @@
           <w:i/>
           <w:sz w:val="24"/>
         </w:rPr>
-        <w:t>Tables: 2   Figures: 2   References: 21</w:t>
+        <w:t>Tables: 2   Figures: 2   References: 25</w:t>
       </w:r>
     </w:p>
     <w:p>
@@ -154,7 +154,7 @@
           <w:rFonts w:ascii="Times New Roman" w:hAnsi="Times New Roman"/>
           <w:sz w:val="24"/>
         </w:rPr>
-        <w:t>Background: Geographic variation in anaesthesia technique is well documented, but separating true differences in care from coding, reimbursement and audit artefacts is rarely possible. Japan's uniform fee schedule and prefecture-specific claims auditing create a natural experiment for separating structural access from administrative artefacts. We quantified the respective contributions of university hospital proximity and prefectural claims auditing to regional variation in anaesthesia practice under universal health coverage.</w:t>
+        <w:t>Background: Geographic variation in anaesthesia technique is well documented, but separating true differences in care from coding, reimbursement and audit artefacts is rarely possible. Japan's uniform fee schedule and prefecture-specific claims auditing provide a quasi-experimental setting for separating structural access from administrative artefacts. We quantified the respective contributions of university hospital proximity and prefectural claims auditing to regional variation in anaesthesia practice under universal health coverage.</w:t>
       </w:r>
     </w:p>
     <w:p>
@@ -172,7 +172,7 @@
           <w:rFonts w:ascii="Times New Roman" w:hAnsi="Times New Roman"/>
           <w:sz w:val="24"/>
         </w:rPr>
-        <w:t>Results: Coefficients of variation ranged from 53.7% to 87.2%. For general anaesthesia, only 5.8% of variance lay between prefectures; university hospital presence explained 35.8% of total variance (P &lt; 0.001). The association persisted after log transformation and covariate adjustment; audit-related ratio shifts were small relative to observed variation, supporting structural access over differential auditing.</w:t>
+        <w:t>Results: Coefficients of variation ranged from 53.7% to 87.2%. For general anaesthesia, only 5.8% of variance lay between prefectures; university hospital presence accounted for 35.8% of total variance (P &lt; 0.001). The association persisted after log transformation and covariate adjustment; audit-related ratio shifts were small relative to observed variation, supporting structural access over differential auditing.</w:t>
       </w:r>
     </w:p>
     <w:p>
@@ -254,7 +254,7 @@
           <w:rFonts w:ascii="Times New Roman" w:hAnsi="Times New Roman"/>
           <w:sz w:val="24"/>
         </w:rPr>
-        <w:t>. Because claims record reimbursed procedures, they capture documented care rather than bedside intention; in systems with uniform fee schedules, however, geographic variation in claims is commonly interpreted as a signal of differences in service delivery, practice style and unmet need</w:t>
+        <w:t>. Because claims record reimbursed procedures, they capture documented care rather than bedside intention; in systems with uniform fee schedules, however, geographic variation in claims is commonly interpreted as a marker of differences in service delivery, practice style and unmet need</w:t>
       </w:r>
       <w:r>
         <w:rPr>
@@ -291,28 +291,56 @@
           <w:rFonts w:ascii="Times New Roman" w:hAnsi="Times New Roman"/>
           <w:sz w:val="24"/>
         </w:rPr>
-        <w:t>Japan offers a natural experiment for this question. The fee schedule and insured benefits are nationally uniform, so price variation is eliminated, while prefectures independently operate claims audits. Anaesthesia is a useful tracer: the choice between general anaesthesia alone and neuraxial or combined techniques is clinically consequential and plausibly linked to outcomes, yet the technical and workforce requirements for neuraxial techniques tend to concentrate in teaching hospitals</w:t>
+        <w:t>Japan offers a natural experiment for this question. The fee schedule and insured benefits are nationally uniform</w:t>
       </w:r>
       <w:r>
         <w:rPr>
           <w:rFonts w:ascii="Times New Roman" w:hAnsi="Times New Roman"/>
           <w:sz w:val="24"/>
         </w:rPr>
-        <w:t>[4-6]</w:t>
+        <w:t>[4]</w:t>
       </w:r>
       <w:r>
         <w:rPr>
           <w:rFonts w:ascii="Times New Roman" w:hAnsi="Times New Roman"/>
           <w:sz w:val="24"/>
         </w:rPr>
-        <w:t>. If access to these techniques varies by geography, patients' probability of receiving potentially beneficial care depends on place of residence, which is an equity problem under universal coverage. Because the FY2022 data predate the 2026 clarification of the general-anaesthesia billing code, any coding ambiguity that existed during the study period is retained in the analysis</w:t>
+        <w:t>, so price variation is eliminated, while prefectures independently operate claims audits</w:t>
       </w:r>
       <w:r>
         <w:rPr>
           <w:rFonts w:ascii="Times New Roman" w:hAnsi="Times New Roman"/>
           <w:sz w:val="24"/>
         </w:rPr>
-        <w:t>[7]</w:t>
+        <w:t>[3]</w:t>
+      </w:r>
+      <w:r>
+        <w:rPr>
+          <w:rFonts w:ascii="Times New Roman" w:hAnsi="Times New Roman"/>
+          <w:sz w:val="24"/>
+        </w:rPr>
+        <w:t>. Anaesthesia is a useful tracer: the choice between general anaesthesia alone and neuraxial or combined techniques is clinically consequential and has been associated with patient outcomes in selected populations</w:t>
+      </w:r>
+      <w:r>
+        <w:rPr>
+          <w:rFonts w:ascii="Times New Roman" w:hAnsi="Times New Roman"/>
+          <w:sz w:val="24"/>
+        </w:rPr>
+        <w:t>[5-7]</w:t>
+      </w:r>
+      <w:r>
+        <w:rPr>
+          <w:rFonts w:ascii="Times New Roman" w:hAnsi="Times New Roman"/>
+          <w:sz w:val="24"/>
+        </w:rPr>
+        <w:t>. Because neuraxial and combined techniques require specialised workforce and technical resources, their availability may vary by geography. If access depends on where patients live, the probability of receiving potentially beneficial care is influenced by place of residence, which is an equity problem under universal coverage. Because the FY2022 data predate the 2026 clarification of the general-anaesthesia billing code, any coding ambiguity that existed during the study period is retained in the analysis</w:t>
+      </w:r>
+      <w:r>
+        <w:rPr>
+          <w:rFonts w:ascii="Times New Roman" w:hAnsi="Times New Roman"/>
+          <w:sz w:val="24"/>
+        </w:rPr>
+        <w:t>[8]</w:t>
       </w:r>
       <w:r>
         <w:rPr>
@@ -370,7 +398,7 @@
           <w:rFonts w:ascii="Times New Roman" w:hAnsi="Times New Roman"/>
           <w:sz w:val="24"/>
         </w:rPr>
-        <w:t>[8]</w:t>
+        <w:t>[9]</w:t>
       </w:r>
       <w:r>
         <w:rPr>
@@ -406,7 +434,7 @@
           <w:rFonts w:ascii="Times New Roman" w:hAnsi="Times New Roman"/>
           <w:sz w:val="24"/>
         </w:rPr>
-        <w:t>[9]</w:t>
+        <w:t>[10]</w:t>
       </w:r>
       <w:r>
         <w:rPr>
@@ -420,7 +448,7 @@
           <w:rFonts w:ascii="Times New Roman" w:hAnsi="Times New Roman"/>
           <w:sz w:val="24"/>
         </w:rPr>
-        <w:t>[10]</w:t>
+        <w:t>[11]</w:t>
       </w:r>
       <w:r>
         <w:rPr>
@@ -456,7 +484,7 @@
           <w:rFonts w:ascii="Times New Roman" w:hAnsi="Times New Roman"/>
           <w:sz w:val="24"/>
         </w:rPr>
-        <w:t>[11]</w:t>
+        <w:t>[12]</w:t>
       </w:r>
       <w:r>
         <w:rPr>
@@ -515,7 +543,7 @@
           <w:rFonts w:ascii="Times New Roman" w:hAnsi="Times New Roman"/>
           <w:sz w:val="24"/>
         </w:rPr>
-        <w:t>[12]</w:t>
+        <w:t>[13]</w:t>
       </w:r>
       <w:r>
         <w:rPr>
@@ -529,7 +557,7 @@
           <w:rFonts w:ascii="Times New Roman" w:hAnsi="Times New Roman"/>
           <w:sz w:val="24"/>
         </w:rPr>
-        <w:t>[13]</w:t>
+        <w:t>[14]</w:t>
       </w:r>
       <w:r>
         <w:rPr>
@@ -580,7 +608,63 @@
           <w:rFonts w:ascii="Times New Roman" w:hAnsi="Times New Roman"/>
           <w:sz w:val="24"/>
         </w:rPr>
-        <w:t>We computed descriptive statistics for each standardised claim ratio (mean, standard deviation, median, interquartile range, minimum, maximum and coefficient of variation). To account for the nesting of secondary medical areas within prefectures, we fitted multilevel linear models with prefecture random intercepts and a binary fixed effect for university hospital presence, using restricted maximum likelihood. The null model intraclass correlation coefficient quantified the proportion of variance between prefectures, and the proportional reduction in total variance (sometimes labelled marginal R²) measured the decrease in total (prefecture-level plus residual) variance after adding the university-hospital fixed effect. We conducted the following sensitivity and robustness analyses: within-prefecture paired comparisons of university and non-university areas; a covariate-adjusted model adding the natural logarithm of population density and the anaesthesiologist share of all physicians; an empirical Bayes shrinkage stress-test of area-level ratios toward prefecture means; and a log-transformed multilevel model to address right-skewed SCR distributions and influential outliers. To examine the audit hypothesis specifically, we used the multilevel variance decomposition, pairwise correlations between codes, an upper-bound estimate of the maximum prefectural audit-rate impact, and a combined general/spinal anaesthesia measure. No formal multiple-comparison adjustment was applied; reported p-values are nominal and should be interpreted as exploratory. All analyses were performed in Python 3.10 using NumPy, Pandas, SciPy and Statsmodels.</w:t>
+        <w:t>We computed descriptive statistics for each standardised claim ratio (mean, standard deviation, median, interquartile range, minimum, maximum and coefficient of variation). To account for the nesting of secondary medical areas within prefectures, we fitted multilevel linear models with prefecture random intercepts and a binary fixed effect for university hospital presence, using restricted maximum likelihood</w:t>
+      </w:r>
+      <w:r>
+        <w:rPr>
+          <w:rFonts w:ascii="Times New Roman" w:hAnsi="Times New Roman"/>
+          <w:sz w:val="24"/>
+        </w:rPr>
+        <w:t>[15]</w:t>
+      </w:r>
+      <w:r>
+        <w:rPr>
+          <w:rFonts w:ascii="Times New Roman" w:hAnsi="Times New Roman"/>
+          <w:sz w:val="24"/>
+        </w:rPr>
+        <w:t>. The null model intraclass correlation coefficient quantified the proportion of variance between prefectures, and the proportional reduction in total variance (sometimes labelled marginal R²) measured the decrease in total (prefecture-level plus residual) variance after adding the university-hospital fixed effect. We conducted the following sensitivity and robustness analyses: within-prefecture paired comparisons of university and non-university areas; a covariate-adjusted model adding the natural logarithm of population density and the anaesthesiologist share of all physicians; an empirical Bayes shrinkage</w:t>
+      </w:r>
+      <w:r>
+        <w:rPr>
+          <w:rFonts w:ascii="Times New Roman" w:hAnsi="Times New Roman"/>
+          <w:sz w:val="24"/>
+        </w:rPr>
+        <w:t>[16]</w:t>
+      </w:r>
+      <w:r>
+        <w:rPr>
+          <w:rFonts w:ascii="Times New Roman" w:hAnsi="Times New Roman"/>
+          <w:sz w:val="24"/>
+        </w:rPr>
+        <w:t xml:space="preserve"> stress-test of area-level ratios toward prefecture means; and a log-transformed multilevel model to address right-skewed SCR distributions and influential outliers. To examine the audit hypothesis specifically, we used the multilevel variance decomposition, pairwise correlations between codes, an upper-bound estimate of the maximum prefectural audit-rate impact, and a combined general/spinal anaesthesia measure. Effect sizes for the university-hospital comparison were summarised using Cohen's d</w:t>
+      </w:r>
+      <w:r>
+        <w:rPr>
+          <w:rFonts w:ascii="Times New Roman" w:hAnsi="Times New Roman"/>
+          <w:sz w:val="24"/>
+        </w:rPr>
+        <w:t>[17]</w:t>
+      </w:r>
+      <w:r>
+        <w:rPr>
+          <w:rFonts w:ascii="Times New Roman" w:hAnsi="Times New Roman"/>
+          <w:sz w:val="24"/>
+        </w:rPr>
+        <w:t>. No formal multiple-comparison adjustment was applied; reported p-values are nominal and should be interpreted as exploratory. All analyses were performed in Python 3.10 using NumPy, Pandas, SciPy and Statsmodels</w:t>
+      </w:r>
+      <w:r>
+        <w:rPr>
+          <w:rFonts w:ascii="Times New Roman" w:hAnsi="Times New Roman"/>
+          <w:sz w:val="24"/>
+        </w:rPr>
+        <w:t>[18]</w:t>
+      </w:r>
+      <w:r>
+        <w:rPr>
+          <w:rFonts w:ascii="Times New Roman" w:hAnsi="Times New Roman"/>
+          <w:sz w:val="24"/>
+        </w:rPr>
+        <w:t>.</w:t>
       </w:r>
     </w:p>
     <w:p>
@@ -1667,7 +1751,7 @@
           <w:rFonts w:ascii="Times New Roman" w:hAnsi="Times New Roman"/>
           <w:sz w:val="24"/>
         </w:rPr>
-        <w:t>[14]</w:t>
+        <w:t>[18]</w:t>
       </w:r>
       <w:r>
         <w:rPr>
@@ -1696,7 +1780,7 @@
           <w:rFonts w:ascii="Times New Roman" w:hAnsi="Times New Roman"/>
           <w:sz w:val="24"/>
         </w:rPr>
-        <w:t>Several lines of evidence pointed away from differential auditing as the main explanation. First, the multilevel model estimates that only 5.8% of general anaesthesia variance lies between prefectures, where audit policy differs, so differential auditing can account for at most a small share of observed variation. University hospital presence explained 35.8% of total variance in the same model, a structural component far larger than the between-prefecture share. Second, general and spinal anaesthesia were positively correlated (r = 0.235, P &lt; 0.001), as were general and epidural anaesthesia (r = 0.319, P &lt; 0.001). Positive correlations are more consistent with a common supply-side factor than with audit-driven reclassification, although a uniform audit effect across all codes cannot be ruled out. Third, the maximum prefectural audit-rate difference of 0.28 percentage points could produce a ratio shift of approximately 0.28 points under the conservative, linear one-to-one mapping, equivalent to approximately 0.53% of the observed interquartile range for general anaesthesia and 0.27% for epidural anaesthesia. Fourth, combining general (L008) and spinal (L004) ratios produced an alternative measure that should be insensitive to miscoding between reclassifiable codes; it showed a coefficient of variation of 43.4% and a university hospital effect that remained large (Cohen's d 1.26), confirming that the structural effect is not erased as an artefact by combining codes.</w:t>
+        <w:t>Several lines of evidence pointed away from differential auditing as the main explanation. First, the multilevel model estimates that only 5.8% of general anaesthesia variance lies between prefectures, where audit policy differs, so differential auditing can account for at most a small share of observed variation. University hospital presence accounted for 35.8% of total variance in the same model, a structural component far larger than the between-prefecture share. Second, general and spinal anaesthesia were positively correlated (r = 0.235, P &lt; 0.001), as were general and epidural anaesthesia (r = 0.319, P &lt; 0.001). Positive correlations are more consistent with a common supply-side factor than with audit-driven reclassification, although a uniform audit effect across all codes cannot be ruled out. Third, the maximum prefectural audit-rate difference of 0.28 percentage points could produce a ratio shift of approximately 0.28 points under the conservative, linear one-to-one mapping, equivalent to approximately 0.53% of the observed interquartile range for general anaesthesia and 0.27% for epidural anaesthesia. Fourth, combining general (L008) and spinal (L004) ratios produced an alternative measure that should be insensitive to miscoding between reclassifiable codes; it showed a coefficient of variation of 43.4% and a university hospital effect that remained large (Cohen's d 1.26), indicating that the structural effect is not erased as an artefact by combining codes.</w:t>
       </w:r>
     </w:p>
     <w:p>
@@ -1718,7 +1802,7 @@
           <w:rFonts w:ascii="Times New Roman" w:hAnsi="Times New Roman"/>
           <w:sz w:val="24"/>
         </w:rPr>
-        <w:t>Empirical Bayes shrinkage toward prefecture means was implemented as a stress test of the area-level ratios. Under this model, shrinkage substantially compressed the area-level ratios toward their prefecture means. For general anaesthesia, Cohen's d for the university-hospital effect fell from 1.88 (raw) to 0.63 (shrunken), an attenuation of 66.5%; for epidural anaesthesia (L002) from 0.59 to 0.23 (60.6%); and for spinal anaesthesia (L004) from 0.40 to 0.04 (89.9%). The general anaesthesia effect therefore remained moderate despite heavy shrinkage, whereas the L002 and L004 effects were materially attenuated, indicating that those smaller raw effects are more vulnerable to sampling instability. These shrinkage estimates are complementary to, and consistent in direction with, the mixed-effects model coefficients reported in Table 2, which themselves incorporate prefecture-level shrinkage. Two areas were identified as outliers (more than three standard deviations from the mean general anaesthesia ratio): Awa (Chiba) in Chiba (ratio 216.7) and central Tokyo (Tokyo) in Tokyo (ratio 435.7). Excluding outliers did not alter the direction or statistical significance of any finding.</w:t>
+        <w:t>Empirical Bayes shrinkage toward prefecture means was implemented as a stress test of the area-level ratios. Under this model, shrinkage substantially compressed the area-level ratios toward their prefecture means. For general anaesthesia, Cohen's d for the university-hospital effect fell from 1.88 (raw) to 0.63 (shrunken), an attenuation of 66.5%; for epidural anaesthesia (L002) from 0.59 to 0.23 (60.6%); and for spinal anaesthesia (L004) from 0.40 to 0.04 (89.9%). The general-anaesthesia effect remained moderate even after substantial shrinkage, whereas the L002 and L004 effects were materially attenuated, indicating that those smaller raw effects are more vulnerable to sampling instability. These shrinkage estimates are consistent in direction with the mixed-effects model coefficients reported in Table 2. Two areas were outliers (more than three standard deviations from the mean general anaesthesia ratio): Awa in Chiba (ratio 216.7) and central Tokyo in Tokyo (ratio 435.7). Excluding outliers did not alter the direction or statistical significance of any finding.</w:t>
       </w:r>
     </w:p>
     <w:p>
@@ -1744,7 +1828,7 @@
           <w:b/>
           <w:sz w:val="24"/>
         </w:rPr>
-        <w:t>Statement of principal findings</w:t>
+        <w:t>Summary of principal findings</w:t>
       </w:r>
     </w:p>
     <w:p>
@@ -1782,7 +1866,7 @@
           <w:rFonts w:ascii="Times New Roman" w:hAnsi="Times New Roman"/>
           <w:sz w:val="24"/>
         </w:rPr>
-        <w:t>[15]</w:t>
+        <w:t>[19]</w:t>
       </w:r>
       <w:r>
         <w:rPr>
@@ -1818,7 +1902,7 @@
           <w:rFonts w:ascii="Times New Roman" w:hAnsi="Times New Roman"/>
           <w:sz w:val="24"/>
         </w:rPr>
-        <w:t>[16]</w:t>
+        <w:t>[20]</w:t>
       </w:r>
       <w:r>
         <w:rPr>
@@ -1832,7 +1916,7 @@
           <w:rFonts w:ascii="Times New Roman" w:hAnsi="Times New Roman"/>
           <w:sz w:val="24"/>
         </w:rPr>
-        <w:t>[17]</w:t>
+        <w:t>[21]</w:t>
       </w:r>
       <w:r>
         <w:rPr>
@@ -1846,7 +1930,7 @@
           <w:rFonts w:ascii="Times New Roman" w:hAnsi="Times New Roman"/>
           <w:sz w:val="24"/>
         </w:rPr>
-        <w:t>[18]</w:t>
+        <w:t>[22]</w:t>
       </w:r>
       <w:r>
         <w:rPr>
@@ -1860,7 +1944,7 @@
           <w:rFonts w:ascii="Times New Roman" w:hAnsi="Times New Roman"/>
           <w:sz w:val="24"/>
         </w:rPr>
-        <w:t>[19]</w:t>
+        <w:t>[23]</w:t>
       </w:r>
       <w:r>
         <w:rPr>
@@ -1874,7 +1958,7 @@
           <w:rFonts w:ascii="Times New Roman" w:hAnsi="Times New Roman"/>
           <w:sz w:val="24"/>
         </w:rPr>
-        <w:t>[20]</w:t>
+        <w:t>[24]</w:t>
       </w:r>
       <w:r>
         <w:rPr>
@@ -1890,7 +1974,21 @@
           <w:rFonts w:ascii="Times New Roman" w:hAnsi="Times New Roman"/>
           <w:sz w:val="24"/>
         </w:rPr>
-        <w:t>The natural experiment used here depends on two institutional features: a uniform national fee schedule that eliminates price variation, and regionally devolved claims auditing that makes within-region audit policy homogeneous while allowing it to differ between regions. Both features are present in several high-income universal-coverage systems, including Taiwan's National Health Insurance</w:t>
+        <w:t>The quasi-experimental design used here depends on two institutional features: a uniform national fee schedule that eliminates price variation, and regionally devolved claims auditing that makes within-region audit policy homogeneous while allowing it to differ between regions. Both features are present in several high-income universal-coverage systems, including Taiwan's National Health Insurance</w:t>
+      </w:r>
+      <w:r>
+        <w:rPr>
+          <w:rFonts w:ascii="Times New Roman" w:hAnsi="Times New Roman"/>
+          <w:sz w:val="24"/>
+        </w:rPr>
+        <w:t>[25]</w:t>
+      </w:r>
+      <w:r>
+        <w:rPr>
+          <w:rFonts w:ascii="Times New Roman" w:hAnsi="Times New Roman"/>
+          <w:sz w:val="24"/>
+        </w:rPr>
+        <w:t xml:space="preserve"> and South Korea's National Health Insurance Service, and national fee-schedule systems such as the English National Health Service</w:t>
       </w:r>
       <w:r>
         <w:rPr>
@@ -1898,20 +1996,6 @@
           <w:sz w:val="24"/>
         </w:rPr>
         <w:t>[21]</w:t>
-      </w:r>
-      <w:r>
-        <w:rPr>
-          <w:rFonts w:ascii="Times New Roman" w:hAnsi="Times New Roman"/>
-          <w:sz w:val="24"/>
-        </w:rPr>
-        <w:t>, South Korea's National Health Insurance Service, and the tariff-based systems of Germany, France and the English National Health Service</w:t>
-      </w:r>
-      <w:r>
-        <w:rPr>
-          <w:rFonts w:ascii="Times New Roman" w:hAnsi="Times New Roman"/>
-          <w:sz w:val="24"/>
-        </w:rPr>
-        <w:t>[17,18]</w:t>
       </w:r>
       <w:r>
         <w:rPr>
@@ -1934,14 +2018,14 @@
           <w:rFonts w:ascii="Times New Roman" w:hAnsi="Times New Roman"/>
           <w:sz w:val="24"/>
         </w:rPr>
-        <w:t>[4-6]</w:t>
+        <w:t>[5-7]</w:t>
       </w:r>
       <w:r>
         <w:rPr>
           <w:rFonts w:ascii="Times New Roman" w:hAnsi="Times New Roman"/>
           <w:sz w:val="24"/>
         </w:rPr>
-        <w:t>. Geographic variation in these techniques therefore raises the possibility that billing variation corresponds to variation in care processes that are associated with modifiable patient outcomes, not merely to variation in billing. Because the observed gradient is not explained by differential auditing, interventions may warrant targeting workforce distribution, training and organisational capacity rather than coding compliance.</w:t>
+        <w:t>. Geographic variation in these techniques therefore raises the possibility that billing variation may correspond to variation in care processes that are associated with modifiable patient outcomes, not merely to variation in billing. Because the observed gradient is unlikely to reflect differential auditing alone, interventions may warrant targeting workforce distribution, training and organisational capacity rather than coding compliance.</w:t>
       </w:r>
     </w:p>
     <w:p>
@@ -2225,7 +2309,7 @@
           <w:rFonts w:ascii="Times New Roman" w:hAnsi="Times New Roman"/>
           <w:sz w:val="24"/>
         </w:rPr>
-        <w:t>Hashimoto H, Ikegami N, Shibuya K, et al. Cost containment and quality of care in Japan: is there a trade-off? Lancet 2011;378:1174-82.</w:t>
+        <w:t>OECD. Geographic Variations in Health Care: What Do We Know and What Can Be Done to Improve Health System Performance? Paris: OECD Publishing, 2014.</w:t>
       </w:r>
     </w:p>
     <w:p>
@@ -2263,7 +2347,7 @@
           <w:rFonts w:ascii="Times New Roman" w:hAnsi="Times New Roman"/>
           <w:sz w:val="24"/>
         </w:rPr>
-        <w:t>Sessler DI, Pei L, Huang Y, et al. Recurrence of breast cancer after regional or general anaesthesia: a randomised controlled trial. Lancet 2019;394:1807-15.</w:t>
+        <w:t>Hashimoto H, Ikegami N, Shibuya K, et al. Cost containment and quality of care in Japan: is there a trade-off? Lancet 2011;378:1174-82.</w:t>
       </w:r>
     </w:p>
     <w:p>
@@ -2282,7 +2366,7 @@
           <w:rFonts w:ascii="Times New Roman" w:hAnsi="Times New Roman"/>
           <w:sz w:val="24"/>
         </w:rPr>
-        <w:t>Chen WK, Miao CH. The effect of anesthetic technique on survival in human cancers: a meta-analysis of retrospective and prospective studies. PLoS One 2013;8:e56540.</w:t>
+        <w:t>Sessler DI, Pei L, Huang Y, et al. Recurrence of breast cancer after regional or general anaesthesia: a randomised controlled trial. Lancet 2019;394:1807-15.</w:t>
       </w:r>
     </w:p>
     <w:p>
@@ -2301,7 +2385,7 @@
           <w:rFonts w:ascii="Times New Roman" w:hAnsi="Times New Roman"/>
           <w:sz w:val="24"/>
         </w:rPr>
-        <w:t>Weng M, Chen W, Hou W, et al. The effect of neuraxial anaesthesia on cancer recurrence and survival after cancer surgery: an updated meta-analysis. Oncotarget 2016;7:15262-73.</w:t>
+        <w:t>Chen WK, Miao CH. The effect of anesthetic technique on survival in human cancers: a meta-analysis of retrospective and prospective studies. PLoS One 2013;8:e56540.</w:t>
       </w:r>
     </w:p>
     <w:p>
@@ -2320,7 +2404,7 @@
           <w:rFonts w:ascii="Times New Roman" w:hAnsi="Times New Roman"/>
           <w:sz w:val="24"/>
         </w:rPr>
-        <w:t>Ministry of Health, Labour and Welfare. 2026 revision of the medical fee schedule: changes to the medical fee schedule master (R08). Tokyo: MHLW, 2026. https://shinryohoshu.mhlw.go.jp/shinryohoshu/file/info/smente260522.pdf (accessed 24 Jul 2026).</w:t>
+        <w:t>Weng M, Chen W, Hou W, et al. The effect of neuraxial anaesthesia on cancer recurrence and survival after cancer surgery: an updated meta-analysis. Oncotarget 2016;7:15262-73.</w:t>
       </w:r>
     </w:p>
     <w:p>
@@ -2339,7 +2423,7 @@
           <w:rFonts w:ascii="Times New Roman" w:hAnsi="Times New Roman"/>
           <w:sz w:val="24"/>
         </w:rPr>
-        <w:t>von Elm E, Altman DG, Egger M, et al. The Strengthening the Reporting of Observational Studies in Epidemiology (STROBE) statement: guidelines for reporting observational studies. Lancet 2007;370:1453-7.</w:t>
+        <w:t>Ministry of Health, Labour and Welfare. 2026 revision of the medical fee schedule: changes to the medical fee schedule master (R08). Tokyo: MHLW, 2026. https://shinryohoshu.mhlw.go.jp/shinryohoshu/file/info/smente260522.pdf (accessed 24 Jul 2026).</w:t>
       </w:r>
     </w:p>
     <w:p>
@@ -2358,7 +2442,7 @@
           <w:rFonts w:ascii="Times New Roman" w:hAnsi="Times New Roman"/>
           <w:sz w:val="24"/>
         </w:rPr>
-        <w:t>Matsuda S. Health policy in Japan: current situation and future challenges. JMA J 2019;2:1-10.</w:t>
+        <w:t>von Elm E, Altman DG, Egger M, et al. The Strengthening the Reporting of Observational Studies in Epidemiology (STROBE) statement: guidelines for reporting observational studies. Lancet 2007;370:1453-7.</w:t>
       </w:r>
     </w:p>
     <w:p>
@@ -2377,7 +2461,7 @@
           <w:rFonts w:ascii="Times New Roman" w:hAnsi="Times New Roman"/>
           <w:sz w:val="24"/>
         </w:rPr>
-        <w:t>Wennberg JE, Cooper MM, eds. The Dartmouth Atlas of Health Care. Chicago: American Hospital Publishing, 1999.</w:t>
+        <w:t>Matsuda S. Health policy in Japan: current situation and future challenges. JMA J 2019;2:1-10.</w:t>
       </w:r>
     </w:p>
     <w:p>
@@ -2396,7 +2480,7 @@
           <w:rFonts w:ascii="Times New Roman" w:hAnsi="Times New Roman"/>
           <w:sz w:val="24"/>
         </w:rPr>
-        <w:t>Cabinet Office. Regional variation visualisation (chiikisa no mieruka). https://www5.cao.go.jp/keizai-shimon/kaigi/special/reform/mieruka/chiikisa/index.html (accessed 10 Mar 2026).</w:t>
+        <w:t>Wennberg JE, Cooper MM, eds. The Dartmouth Atlas of Health Care. Chicago: American Hospital Publishing, 1999.</w:t>
       </w:r>
     </w:p>
     <w:p>
@@ -2415,7 +2499,7 @@
           <w:rFonts w:ascii="Times New Roman" w:hAnsi="Times New Roman"/>
           <w:sz w:val="24"/>
         </w:rPr>
-        <w:t>Ministry of Health, Labour and Welfare. Survey of Physicians, Dentists and Pharmacists 2022 (e-Stat). https://www.e-stat.go.jp (accessed 12 Mar 2026).</w:t>
+        <w:t>Cabinet Office. Regional variation visualisation (chiikisa no mieruka). https://www5.cao.go.jp/keizai-shimon/kaigi/special/reform/mieruka/chiikisa/index.html (accessed 10 Mar 2026).</w:t>
       </w:r>
     </w:p>
     <w:p>
@@ -2434,7 +2518,7 @@
           <w:rFonts w:ascii="Times New Roman" w:hAnsi="Times New Roman"/>
           <w:sz w:val="24"/>
         </w:rPr>
-        <w:t>Ministry of Land, Infrastructure, Transport and Tourism. National Land Numerical Information download service. https://nlftp.mlit.go.jp (accessed 10 Mar 2026).</w:t>
+        <w:t>Ministry of Health, Labour and Welfare. Survey of Physicians, Dentists and Pharmacists 2022 (e-Stat). https://www.e-stat.go.jp (accessed 12 Mar 2026).</w:t>
       </w:r>
     </w:p>
     <w:p>
@@ -2453,7 +2537,7 @@
           <w:rFonts w:ascii="Times New Roman" w:hAnsi="Times New Roman"/>
           <w:sz w:val="24"/>
         </w:rPr>
-        <w:t>Seabold S, Perktold J. Statsmodels: econometric and statistical modeling with Python. In: Proceedings of the 9th Python in Science Conference. 2010:92-6.</w:t>
+        <w:t>Ministry of Land, Infrastructure, Transport and Tourism. National Land Numerical Information download service. https://nlftp.mlit.go.jp (accessed 10 Mar 2026).</w:t>
       </w:r>
     </w:p>
     <w:p>
@@ -2472,7 +2556,7 @@
           <w:rFonts w:ascii="Times New Roman" w:hAnsi="Times New Roman"/>
           <w:sz w:val="24"/>
         </w:rPr>
-        <w:t>Greenland S. Ecologic versus individual-level sources of bias in ecologic estimates of contextual health effects. Int J Epidemiol 2001;30:1343-50.</w:t>
+        <w:t>Rabe-Hesketh S, Skrondal A. Multilevel and Longitudinal Modeling Using Stata. 3rd ed. College Station, TX: Stata Press, 2012.</w:t>
       </w:r>
     </w:p>
     <w:p>
@@ -2491,7 +2575,7 @@
           <w:rFonts w:ascii="Times New Roman" w:hAnsi="Times New Roman"/>
           <w:sz w:val="24"/>
         </w:rPr>
-        <w:t>Wennberg JE, Fisher ES, Skinner JS. Geography and the debate over Medicare reform. Health Aff (Millwood) 2002;Suppl Web Exclusives:W96-114.</w:t>
+        <w:t>Efron B, Morris C. Stein's estimation rule and its competitors: an empirical Bayes approach. J Am Stat Assoc 1973;68:117-30.</w:t>
       </w:r>
     </w:p>
     <w:p>
@@ -2510,7 +2594,7 @@
           <w:rFonts w:ascii="Times New Roman" w:hAnsi="Times New Roman"/>
           <w:sz w:val="24"/>
         </w:rPr>
-        <w:t>NHS RightCare. The NHS Atlas of Variation in Healthcare. London: Public Health England, 2015.</w:t>
+        <w:t>Cohen J. Statistical Power Analysis for the Behavioral Sciences. 2nd ed. Hillsdale, NJ: Lawrence Erlbaum, 1988.</w:t>
       </w:r>
     </w:p>
     <w:p>
@@ -2529,7 +2613,7 @@
           <w:rFonts w:ascii="Times New Roman" w:hAnsi="Times New Roman"/>
           <w:sz w:val="24"/>
         </w:rPr>
-        <w:t>Schäfer T, Pritzkuleit R, Jeszenszky C, et al. Trends and geographical variation of primary hip and knee joint replacement in Germany. Osteoarthritis Cartilage 2013;21:279-88.</w:t>
+        <w:t>Seabold S, Perktold J. Statsmodels: econometric and statistical modeling with Python. In: Proceedings of the 9th Python in Science Conference. 2010:92-6.</w:t>
       </w:r>
     </w:p>
     <w:p>
@@ -2548,7 +2632,7 @@
           <w:rFonts w:ascii="Times New Roman" w:hAnsi="Times New Roman"/>
           <w:sz w:val="24"/>
         </w:rPr>
-        <w:t>Australian Commission on Safety and Quality in Health Care. Australian Atlas of Healthcare Variation. Sydney: ACSQHC, 2015.</w:t>
+        <w:t>Greenland S. Ecologic versus individual-level sources of bias in ecologic estimates of contextual health effects. Int J Epidemiol 2001;30:1343-50.</w:t>
       </w:r>
     </w:p>
     <w:p>
@@ -2567,6 +2651,82 @@
           <w:rFonts w:ascii="Times New Roman" w:hAnsi="Times New Roman"/>
           <w:sz w:val="24"/>
         </w:rPr>
+        <w:t>Wennberg JE, Fisher ES, Skinner JS. Geography and the debate over Medicare reform. Health Aff (Millwood) 2002;Suppl Web Exclusives:W96-114.</w:t>
+      </w:r>
+    </w:p>
+    <w:p>
+      <w:pPr>
+        <w:spacing w:after="0" w:line="480" w:lineRule="auto"/>
+      </w:pPr>
+      <w:r>
+        <w:rPr>
+          <w:rFonts w:ascii="Times New Roman" w:hAnsi="Times New Roman"/>
+          <w:sz w:val="24"/>
+        </w:rPr>
+        <w:t xml:space="preserve">21. </w:t>
+      </w:r>
+      <w:r>
+        <w:rPr>
+          <w:rFonts w:ascii="Times New Roman" w:hAnsi="Times New Roman"/>
+          <w:sz w:val="24"/>
+        </w:rPr>
+        <w:t>NHS RightCare. The NHS Atlas of Variation in Healthcare. London: Public Health England, 2015.</w:t>
+      </w:r>
+    </w:p>
+    <w:p>
+      <w:pPr>
+        <w:spacing w:after="0" w:line="480" w:lineRule="auto"/>
+      </w:pPr>
+      <w:r>
+        <w:rPr>
+          <w:rFonts w:ascii="Times New Roman" w:hAnsi="Times New Roman"/>
+          <w:sz w:val="24"/>
+        </w:rPr>
+        <w:t xml:space="preserve">22. </w:t>
+      </w:r>
+      <w:r>
+        <w:rPr>
+          <w:rFonts w:ascii="Times New Roman" w:hAnsi="Times New Roman"/>
+          <w:sz w:val="24"/>
+        </w:rPr>
+        <w:t>Schäfer T, Pritzkuleit R, Jeszenszky C, et al. Trends and geographical variation of primary hip and knee joint replacement in Germany. Osteoarthritis Cartilage 2013;21:279-88.</w:t>
+      </w:r>
+    </w:p>
+    <w:p>
+      <w:pPr>
+        <w:spacing w:after="0" w:line="480" w:lineRule="auto"/>
+      </w:pPr>
+      <w:r>
+        <w:rPr>
+          <w:rFonts w:ascii="Times New Roman" w:hAnsi="Times New Roman"/>
+          <w:sz w:val="24"/>
+        </w:rPr>
+        <w:t xml:space="preserve">23. </w:t>
+      </w:r>
+      <w:r>
+        <w:rPr>
+          <w:rFonts w:ascii="Times New Roman" w:hAnsi="Times New Roman"/>
+          <w:sz w:val="24"/>
+        </w:rPr>
+        <w:t>Australian Commission on Safety and Quality in Health Care. Australian Atlas of Healthcare Variation. Sydney: ACSQHC, 2015.</w:t>
+      </w:r>
+    </w:p>
+    <w:p>
+      <w:pPr>
+        <w:spacing w:after="0" w:line="480" w:lineRule="auto"/>
+      </w:pPr>
+      <w:r>
+        <w:rPr>
+          <w:rFonts w:ascii="Times New Roman" w:hAnsi="Times New Roman"/>
+          <w:sz w:val="24"/>
+        </w:rPr>
+        <w:t xml:space="preserve">24. </w:t>
+      </w:r>
+      <w:r>
+        <w:rPr>
+          <w:rFonts w:ascii="Times New Roman" w:hAnsi="Times New Roman"/>
+          <w:sz w:val="24"/>
+        </w:rPr>
         <w:t>Otsuka T. The ikyoku system of university orthopaedic surgery departments: an in-hospital organisational system unique to Japan. J Orthop Sci 2012;17:513-14.</w:t>
       </w:r>
     </w:p>
@@ -2579,7 +2739,7 @@
           <w:rFonts w:ascii="Times New Roman" w:hAnsi="Times New Roman"/>
           <w:sz w:val="24"/>
         </w:rPr>
-        <w:t xml:space="preserve">21. </w:t>
+        <w:t xml:space="preserve">25. </w:t>
       </w:r>
       <w:r>
         <w:rPr>
